--- a/Lr3/Bitkin_A_D_25ivt-4-1/Отчет 3 лр.docx
+++ b/Lr3/Bitkin_A_D_25ivt-4-1/Отчет 3 лр.docx
@@ -862,7 +862,7 @@
             </w:rPr>
             <w:fldChar w:fldCharType="separate"/>
           </w:r>
-          <w:hyperlink w:anchor="_Toc226794613" w:history="1">
+          <w:hyperlink w:anchor="_Toc229072252" w:history="1">
             <w:r>
               <w:rPr>
                 <w:rStyle w:val="af6"/>
@@ -908,7 +908,7 @@
                 <w:noProof/>
                 <w:webHidden/>
               </w:rPr>
-              <w:instrText xml:space="preserve"> PAGEREF _Toc226794613 \h </w:instrText>
+              <w:instrText xml:space="preserve"> PAGEREF _Toc229072252 \h </w:instrText>
             </w:r>
             <w:r>
               <w:rPr>
@@ -956,7 +956,7 @@
               <w14:ligatures w14:val="none"/>
             </w:rPr>
           </w:pPr>
-          <w:hyperlink w:anchor="_Toc226794614" w:history="1">
+          <w:hyperlink w:anchor="_Toc229072253" w:history="1">
             <w:r>
               <w:rPr>
                 <w:rStyle w:val="af6"/>
@@ -1002,101 +1002,7 @@
                 <w:noProof/>
                 <w:webHidden/>
               </w:rPr>
-              <w:instrText xml:space="preserve"> PAGEREF _Toc226794614 \h </w:instrText>
-            </w:r>
-            <w:r>
-              <w:rPr>
-                <w:noProof/>
-                <w:webHidden/>
-              </w:rPr>
-            </w:r>
-            <w:r>
-              <w:rPr>
-                <w:noProof/>
-                <w:webHidden/>
-              </w:rPr>
-              <w:fldChar w:fldCharType="separate"/>
-            </w:r>
-            <w:r>
-              <w:rPr>
-                <w:noProof/>
-                <w:webHidden/>
-              </w:rPr>
-              <w:t>3</w:t>
-            </w:r>
-            <w:r>
-              <w:rPr>
-                <w:noProof/>
-                <w:webHidden/>
-              </w:rPr>
-              <w:fldChar w:fldCharType="end"/>
-            </w:r>
-          </w:hyperlink>
-        </w:p>
-        <w:p>
-          <w:pPr>
-            <w:pStyle w:val="23"/>
-            <w:tabs>
-              <w:tab w:val="left" w:pos="1540"/>
-              <w:tab w:val="right" w:leader="dot" w:pos="9345"/>
-            </w:tabs>
-            <w:rPr>
-              <w:rFonts w:asciiTheme="minorHAnsi" w:eastAsiaTheme="minorEastAsia" w:hAnsiTheme="minorHAnsi"/>
-              <w:noProof/>
-              <w:kern w:val="0"/>
-              <w:sz w:val="22"/>
-              <w:szCs w:val="22"/>
-              <w:lang w:eastAsia="ru-RU"/>
-              <w14:ligatures w14:val="none"/>
-            </w:rPr>
-          </w:pPr>
-          <w:hyperlink w:anchor="_Toc226794615" w:history="1">
-            <w:r>
-              <w:rPr>
-                <w:rStyle w:val="af6"/>
-                <w:noProof/>
-              </w:rPr>
-              <w:t>1.2.</w:t>
-            </w:r>
-            <w:r>
-              <w:rPr>
-                <w:rFonts w:asciiTheme="minorHAnsi" w:eastAsiaTheme="minorEastAsia" w:hAnsiTheme="minorHAnsi"/>
-                <w:noProof/>
-                <w:kern w:val="0"/>
-                <w:sz w:val="22"/>
-                <w:szCs w:val="22"/>
-                <w:lang w:eastAsia="ru-RU"/>
-                <w14:ligatures w14:val="none"/>
-              </w:rPr>
-              <w:tab/>
-            </w:r>
-            <w:r>
-              <w:rPr>
-                <w:rStyle w:val="af6"/>
-                <w:noProof/>
-              </w:rPr>
-              <w:t>Задание к работе</w:t>
-            </w:r>
-            <w:r>
-              <w:rPr>
-                <w:noProof/>
-                <w:webHidden/>
-              </w:rPr>
-              <w:tab/>
-            </w:r>
-            <w:r>
-              <w:rPr>
-                <w:noProof/>
-                <w:webHidden/>
-              </w:rPr>
-              <w:fldChar w:fldCharType="begin"/>
-            </w:r>
-            <w:r>
-              <w:rPr>
-                <w:noProof/>
-                <w:webHidden/>
-              </w:rPr>
-              <w:instrText xml:space="preserve"> PAGEREF _Toc226794615 \h </w:instrText>
+              <w:instrText xml:space="preserve"> PAGEREF _Toc229072253 \h </w:instrText>
             </w:r>
             <w:r>
               <w:rPr>
@@ -1144,7 +1050,7 @@
               <w14:ligatures w14:val="none"/>
             </w:rPr>
           </w:pPr>
-          <w:hyperlink w:anchor="_Toc226794616" w:history="1">
+          <w:hyperlink w:anchor="_Toc229072254" w:history="1">
             <w:r>
               <w:rPr>
                 <w:rStyle w:val="af6"/>
@@ -1190,195 +1096,7 @@
                 <w:noProof/>
                 <w:webHidden/>
               </w:rPr>
-              <w:instrText xml:space="preserve"> PAGEREF _Toc226794616 \h </w:instrText>
-            </w:r>
-            <w:r>
-              <w:rPr>
-                <w:noProof/>
-                <w:webHidden/>
-              </w:rPr>
-            </w:r>
-            <w:r>
-              <w:rPr>
-                <w:noProof/>
-                <w:webHidden/>
-              </w:rPr>
-              <w:fldChar w:fldCharType="separate"/>
-            </w:r>
-            <w:r>
-              <w:rPr>
-                <w:noProof/>
-                <w:webHidden/>
-              </w:rPr>
-              <w:t>4</w:t>
-            </w:r>
-            <w:r>
-              <w:rPr>
-                <w:noProof/>
-                <w:webHidden/>
-              </w:rPr>
-              <w:fldChar w:fldCharType="end"/>
-            </w:r>
-          </w:hyperlink>
-        </w:p>
-        <w:p>
-          <w:pPr>
-            <w:pStyle w:val="23"/>
-            <w:tabs>
-              <w:tab w:val="left" w:pos="1540"/>
-              <w:tab w:val="right" w:leader="dot" w:pos="9345"/>
-            </w:tabs>
-            <w:rPr>
-              <w:rFonts w:asciiTheme="minorHAnsi" w:eastAsiaTheme="minorEastAsia" w:hAnsiTheme="minorHAnsi"/>
-              <w:noProof/>
-              <w:kern w:val="0"/>
-              <w:sz w:val="22"/>
-              <w:szCs w:val="22"/>
-              <w:lang w:eastAsia="ru-RU"/>
-              <w14:ligatures w14:val="none"/>
-            </w:rPr>
-          </w:pPr>
-          <w:hyperlink w:anchor="_Toc226794617" w:history="1">
-            <w:r>
-              <w:rPr>
-                <w:rStyle w:val="af6"/>
-                <w:noProof/>
-              </w:rPr>
-              <w:t>2.1.</w:t>
-            </w:r>
-            <w:r>
-              <w:rPr>
-                <w:rFonts w:asciiTheme="minorHAnsi" w:eastAsiaTheme="minorEastAsia" w:hAnsiTheme="minorHAnsi"/>
-                <w:noProof/>
-                <w:kern w:val="0"/>
-                <w:sz w:val="22"/>
-                <w:szCs w:val="22"/>
-                <w:lang w:eastAsia="ru-RU"/>
-                <w14:ligatures w14:val="none"/>
-              </w:rPr>
-              <w:tab/>
-            </w:r>
-            <w:r>
-              <w:rPr>
-                <w:rStyle w:val="af6"/>
-                <w:noProof/>
-              </w:rPr>
-              <w:t>Обозначение алгоритмов</w:t>
-            </w:r>
-            <w:r>
-              <w:rPr>
-                <w:noProof/>
-                <w:webHidden/>
-              </w:rPr>
-              <w:tab/>
-            </w:r>
-            <w:r>
-              <w:rPr>
-                <w:noProof/>
-                <w:webHidden/>
-              </w:rPr>
-              <w:fldChar w:fldCharType="begin"/>
-            </w:r>
-            <w:r>
-              <w:rPr>
-                <w:noProof/>
-                <w:webHidden/>
-              </w:rPr>
-              <w:instrText xml:space="preserve"> PAGEREF _Toc226794617 \h </w:instrText>
-            </w:r>
-            <w:r>
-              <w:rPr>
-                <w:noProof/>
-                <w:webHidden/>
-              </w:rPr>
-            </w:r>
-            <w:r>
-              <w:rPr>
-                <w:noProof/>
-                <w:webHidden/>
-              </w:rPr>
-              <w:fldChar w:fldCharType="separate"/>
-            </w:r>
-            <w:r>
-              <w:rPr>
-                <w:noProof/>
-                <w:webHidden/>
-              </w:rPr>
-              <w:t>4</w:t>
-            </w:r>
-            <w:r>
-              <w:rPr>
-                <w:noProof/>
-                <w:webHidden/>
-              </w:rPr>
-              <w:fldChar w:fldCharType="end"/>
-            </w:r>
-          </w:hyperlink>
-        </w:p>
-        <w:p>
-          <w:pPr>
-            <w:pStyle w:val="23"/>
-            <w:tabs>
-              <w:tab w:val="left" w:pos="1540"/>
-              <w:tab w:val="right" w:leader="dot" w:pos="9345"/>
-            </w:tabs>
-            <w:rPr>
-              <w:rFonts w:asciiTheme="minorHAnsi" w:eastAsiaTheme="minorEastAsia" w:hAnsiTheme="minorHAnsi"/>
-              <w:noProof/>
-              <w:kern w:val="0"/>
-              <w:sz w:val="22"/>
-              <w:szCs w:val="22"/>
-              <w:lang w:eastAsia="ru-RU"/>
-              <w14:ligatures w14:val="none"/>
-            </w:rPr>
-          </w:pPr>
-          <w:hyperlink w:anchor="_Toc226794618" w:history="1">
-            <w:r>
-              <w:rPr>
-                <w:rStyle w:val="af6"/>
-                <w:noProof/>
-              </w:rPr>
-              <w:t>2.2.</w:t>
-            </w:r>
-            <w:r>
-              <w:rPr>
-                <w:rFonts w:asciiTheme="minorHAnsi" w:eastAsiaTheme="minorEastAsia" w:hAnsiTheme="minorHAnsi"/>
-                <w:noProof/>
-                <w:kern w:val="0"/>
-                <w:sz w:val="22"/>
-                <w:szCs w:val="22"/>
-                <w:lang w:eastAsia="ru-RU"/>
-                <w14:ligatures w14:val="none"/>
-              </w:rPr>
-              <w:tab/>
-            </w:r>
-            <w:r>
-              <w:rPr>
-                <w:rStyle w:val="af6"/>
-                <w:noProof/>
-              </w:rPr>
-              <w:t>Составление блок-схемы</w:t>
-            </w:r>
-            <w:r>
-              <w:rPr>
-                <w:noProof/>
-                <w:webHidden/>
-              </w:rPr>
-              <w:tab/>
-            </w:r>
-            <w:r>
-              <w:rPr>
-                <w:noProof/>
-                <w:webHidden/>
-              </w:rPr>
-              <w:fldChar w:fldCharType="begin"/>
-            </w:r>
-            <w:r>
-              <w:rPr>
-                <w:noProof/>
-                <w:webHidden/>
-              </w:rPr>
-              <w:instrText xml:space="preserve"> PAGEREF _Toc226794618 \h </w:instrText>
+              <w:instrText xml:space="preserve"> PAGEREF _Toc229072254 \h </w:instrText>
             </w:r>
             <w:r>
               <w:rPr>
@@ -1426,7 +1144,7 @@
               <w14:ligatures w14:val="none"/>
             </w:rPr>
           </w:pPr>
-          <w:hyperlink w:anchor="_Toc226794619" w:history="1">
+          <w:hyperlink w:anchor="_Toc229072255" w:history="1">
             <w:r>
               <w:rPr>
                 <w:rStyle w:val="af6"/>
@@ -1472,7 +1190,7 @@
                 <w:noProof/>
                 <w:webHidden/>
               </w:rPr>
-              <w:instrText xml:space="preserve"> PAGEREF _Toc226794619 \h </w:instrText>
+              <w:instrText xml:space="preserve"> PAGEREF _Toc229072255 \h </w:instrText>
             </w:r>
             <w:r>
               <w:rPr>
@@ -1492,7 +1210,7 @@
                 <w:noProof/>
                 <w:webHidden/>
               </w:rPr>
-              <w:t>6</w:t>
+              <w:t>5</w:t>
             </w:r>
             <w:r>
               <w:rPr>
@@ -1549,7 +1267,7 @@
       <w:pPr>
         <w:pStyle w:val="-1"/>
       </w:pPr>
-      <w:bookmarkStart w:id="1" w:name="_Toc226794613"/>
+      <w:bookmarkStart w:id="1" w:name="_Toc229072252"/>
       <w:r>
         <w:lastRenderedPageBreak/>
         <w:t>Введение</w:t>
@@ -1562,7 +1280,7 @@
         <w:pStyle w:val="-2"/>
       </w:pPr>
       <w:bookmarkStart w:id="2" w:name="_Toc207065162"/>
-      <w:bookmarkStart w:id="3" w:name="_Toc226794614"/>
+      <w:bookmarkStart w:id="3" w:name="_Toc229072253"/>
       <w:r>
         <w:t>Цель работы</w:t>
       </w:r>
@@ -1588,7 +1306,7 @@
         <w:pStyle w:val="-1"/>
       </w:pPr>
       <w:bookmarkStart w:id="4" w:name="_Toc207065165"/>
-      <w:bookmarkStart w:id="5" w:name="_Toc226794616"/>
+      <w:bookmarkStart w:id="5" w:name="_Toc229072254"/>
       <w:r>
         <w:lastRenderedPageBreak/>
         <w:t>Выполнение работы</w:t>
@@ -1648,6 +1366,9 @@
         <w:jc w:val="center"/>
       </w:pPr>
       <w:r>
+        <w:rPr>
+          <w:noProof/>
+        </w:rPr>
         <w:drawing>
           <wp:inline distT="0" distB="0" distL="0" distR="0" wp14:anchorId="42C51713" wp14:editId="5019B7AB">
             <wp:extent cx="1551781" cy="1095375"/>
@@ -1692,24 +1413,14 @@
       <w:r>
         <w:t xml:space="preserve">Рисунок </w:t>
       </w:r>
-      <w:r>
-        <w:fldChar w:fldCharType="begin"/>
-      </w:r>
-      <w:r>
-        <w:instrText xml:space="preserve"> SEQ Рисунок \* ARABIC </w:instrText>
-      </w:r>
-      <w:r>
-        <w:fldChar w:fldCharType="separate"/>
-      </w:r>
-      <w:r>
-        <w:rPr>
-          <w:noProof/>
-        </w:rPr>
-        <w:t>1</w:t>
-      </w:r>
-      <w:r>
-        <w:fldChar w:fldCharType="end"/>
-      </w:r>
+      <w:fldSimple w:instr=" SEQ Рисунок \* ARABIC ">
+        <w:r>
+          <w:rPr>
+            <w:noProof/>
+          </w:rPr>
+          <w:t>1</w:t>
+        </w:r>
+      </w:fldSimple>
       <w:r>
         <w:t xml:space="preserve">: </w:t>
       </w:r>
@@ -1729,6 +1440,9 @@
         <w:jc w:val="center"/>
       </w:pPr>
       <w:r>
+        <w:rPr>
+          <w:noProof/>
+        </w:rPr>
         <w:drawing>
           <wp:inline distT="0" distB="0" distL="0" distR="0" wp14:anchorId="6C30CBF6" wp14:editId="011A69D9">
             <wp:extent cx="2324780" cy="1276350"/>
@@ -1773,40 +1487,267 @@
       <w:r>
         <w:t xml:space="preserve">Рисунок </w:t>
       </w:r>
-      <w:r>
-        <w:fldChar w:fldCharType="begin"/>
-      </w:r>
-      <w:r>
-        <w:instrText xml:space="preserve"> SEQ Рисунок \* ARABIC </w:instrText>
-      </w:r>
-      <w:r>
-        <w:fldChar w:fldCharType="separate"/>
-      </w:r>
+      <w:fldSimple w:instr=" SEQ Рисунок \* ARABIC ">
+        <w:r>
+          <w:rPr>
+            <w:noProof/>
+          </w:rPr>
+          <w:t>2</w:t>
+        </w:r>
+      </w:fldSimple>
+      <w:r>
+        <w:t xml:space="preserve">: </w:t>
+      </w:r>
+      <w:r>
+        <w:t>Папки с фамилией и инициалами</w:t>
+      </w:r>
+    </w:p>
+    <w:p>
+      <w:r>
+        <w:t xml:space="preserve">Внутрь этих папок поместим по отчету, и с помощью команды </w:t>
+      </w:r>
+      <w:r>
+        <w:rPr>
+          <w:lang w:val="en-US"/>
+        </w:rPr>
+        <w:t>git</w:t>
+      </w:r>
+      <w:r>
+        <w:t xml:space="preserve"> </w:t>
+      </w:r>
+      <w:r>
+        <w:rPr>
+          <w:lang w:val="en-US"/>
+        </w:rPr>
+        <w:t>add</w:t>
+      </w:r>
+      <w:r>
+        <w:t xml:space="preserve"> начнем наблюдать за ними.</w:t>
+      </w:r>
+    </w:p>
+    <w:p/>
+    <w:p>
+      <w:r>
+        <w:t>С</w:t>
+      </w:r>
+      <w:r>
+        <w:t xml:space="preserve"> </w:t>
+      </w:r>
+      <w:r>
+        <w:t>помощью</w:t>
+      </w:r>
+      <w:r>
+        <w:t xml:space="preserve"> </w:t>
+      </w:r>
+      <w:r>
+        <w:rPr>
+          <w:lang w:val="en-US"/>
+        </w:rPr>
+        <w:t>git</w:t>
+      </w:r>
+      <w:r>
+        <w:t xml:space="preserve"> </w:t>
+      </w:r>
+      <w:r>
+        <w:rPr>
+          <w:lang w:val="en-US"/>
+        </w:rPr>
+        <w:t>commit</w:t>
+      </w:r>
+      <w:r>
+        <w:t xml:space="preserve"> -</w:t>
+      </w:r>
+      <w:r>
+        <w:rPr>
+          <w:lang w:val="en-US"/>
+        </w:rPr>
+        <w:t>a</w:t>
+      </w:r>
+      <w:r>
+        <w:t xml:space="preserve"> -</w:t>
+      </w:r>
+      <w:r>
+        <w:rPr>
+          <w:lang w:val="en-US"/>
+        </w:rPr>
+        <w:t>m</w:t>
+      </w:r>
+      <w:r>
+        <w:t xml:space="preserve"> “” </w:t>
+      </w:r>
+      <w:r>
+        <w:t xml:space="preserve">сохраним изменения в репозитории и с помощью </w:t>
+      </w:r>
+      <w:r>
+        <w:rPr>
+          <w:lang w:val="en-US"/>
+        </w:rPr>
+        <w:t>git</w:t>
+      </w:r>
+      <w:r>
+        <w:t xml:space="preserve"> </w:t>
+      </w:r>
+      <w:r>
+        <w:rPr>
+          <w:lang w:val="en-US"/>
+        </w:rPr>
+        <w:t>push</w:t>
+      </w:r>
+      <w:r>
+        <w:t xml:space="preserve"> </w:t>
+      </w:r>
+      <w:r>
+        <w:t>выгрузим отредактированный репозиторий.</w:t>
+      </w:r>
+    </w:p>
+    <w:p/>
+    <w:p>
+      <w:pPr>
+        <w:keepNext/>
+        <w:jc w:val="center"/>
+      </w:pPr>
       <w:r>
         <w:rPr>
           <w:noProof/>
-        </w:rPr>
-        <w:t>2</w:t>
-      </w:r>
-      <w:r>
-        <w:fldChar w:fldCharType="end"/>
-      </w:r>
+          <w:lang w:val="en-US"/>
+        </w:rPr>
+        <w:drawing>
+          <wp:inline distT="0" distB="0" distL="0" distR="0" wp14:anchorId="13AECD0B" wp14:editId="33FCCE21">
+            <wp:extent cx="5468113" cy="1276528"/>
+            <wp:effectExtent l="0" t="0" r="0" b="0"/>
+            <wp:docPr id="4" name="Рисунок 4"/>
+            <wp:cNvGraphicFramePr>
+              <a:graphicFrameLocks xmlns:a="http://schemas.openxmlformats.org/drawingml/2006/main" noChangeAspect="1"/>
+            </wp:cNvGraphicFramePr>
+            <a:graphic xmlns:a="http://schemas.openxmlformats.org/drawingml/2006/main">
+              <a:graphicData uri="http://schemas.openxmlformats.org/drawingml/2006/picture">
+                <pic:pic xmlns:pic="http://schemas.openxmlformats.org/drawingml/2006/picture">
+                  <pic:nvPicPr>
+                    <pic:cNvPr id="1" name=""/>
+                    <pic:cNvPicPr/>
+                  </pic:nvPicPr>
+                  <pic:blipFill>
+                    <a:blip r:embed="rId11"/>
+                    <a:stretch>
+                      <a:fillRect/>
+                    </a:stretch>
+                  </pic:blipFill>
+                  <pic:spPr>
+                    <a:xfrm>
+                      <a:off x="0" y="0"/>
+                      <a:ext cx="5468113" cy="1276528"/>
+                    </a:xfrm>
+                    <a:prstGeom prst="rect">
+                      <a:avLst/>
+                    </a:prstGeom>
+                  </pic:spPr>
+                </pic:pic>
+              </a:graphicData>
+            </a:graphic>
+          </wp:inline>
+        </w:drawing>
+      </w:r>
+    </w:p>
+    <w:p>
+      <w:pPr>
+        <w:pStyle w:val="af7"/>
+      </w:pPr>
+      <w:r>
+        <w:t xml:space="preserve">Рисунок </w:t>
+      </w:r>
+      <w:fldSimple w:instr=" SEQ Рисунок \* ARABIC ">
+        <w:r>
+          <w:rPr>
+            <w:noProof/>
+          </w:rPr>
+          <w:t>3</w:t>
+        </w:r>
+      </w:fldSimple>
+      <w:r>
+        <w:rPr>
+          <w:lang w:val="en-US"/>
+        </w:rPr>
+        <w:t>: commit</w:t>
+      </w:r>
+    </w:p>
+    <w:p>
+      <w:pPr>
+        <w:keepNext/>
+        <w:jc w:val="center"/>
+      </w:pPr>
+      <w:r>
+        <w:rPr>
+          <w:noProof/>
+        </w:rPr>
+        <w:drawing>
+          <wp:inline distT="0" distB="0" distL="0" distR="0" wp14:anchorId="6EDF2178" wp14:editId="5548F668">
+            <wp:extent cx="5940425" cy="1157605"/>
+            <wp:effectExtent l="0" t="0" r="3175" b="4445"/>
+            <wp:docPr id="7" name="Рисунок 7"/>
+            <wp:cNvGraphicFramePr>
+              <a:graphicFrameLocks xmlns:a="http://schemas.openxmlformats.org/drawingml/2006/main" noChangeAspect="1"/>
+            </wp:cNvGraphicFramePr>
+            <a:graphic xmlns:a="http://schemas.openxmlformats.org/drawingml/2006/main">
+              <a:graphicData uri="http://schemas.openxmlformats.org/drawingml/2006/picture">
+                <pic:pic xmlns:pic="http://schemas.openxmlformats.org/drawingml/2006/picture">
+                  <pic:nvPicPr>
+                    <pic:cNvPr id="1" name=""/>
+                    <pic:cNvPicPr/>
+                  </pic:nvPicPr>
+                  <pic:blipFill>
+                    <a:blip r:embed="rId12"/>
+                    <a:stretch>
+                      <a:fillRect/>
+                    </a:stretch>
+                  </pic:blipFill>
+                  <pic:spPr>
+                    <a:xfrm>
+                      <a:off x="0" y="0"/>
+                      <a:ext cx="5940425" cy="1157605"/>
+                    </a:xfrm>
+                    <a:prstGeom prst="rect">
+                      <a:avLst/>
+                    </a:prstGeom>
+                  </pic:spPr>
+                </pic:pic>
+              </a:graphicData>
+            </a:graphic>
+          </wp:inline>
+        </w:drawing>
+      </w:r>
+    </w:p>
+    <w:p>
+      <w:pPr>
+        <w:pStyle w:val="af7"/>
+      </w:pPr>
+      <w:r>
+        <w:t xml:space="preserve">Рисунок </w:t>
+      </w:r>
+      <w:fldSimple w:instr=" SEQ Рисунок \* ARABIC ">
+        <w:r>
+          <w:rPr>
+            <w:noProof/>
+          </w:rPr>
+          <w:t>4</w:t>
+        </w:r>
+      </w:fldSimple>
       <w:r>
         <w:t xml:space="preserve">: </w:t>
       </w:r>
       <w:r>
-        <w:t>Папки с фамилией и инициалами</w:t>
-      </w:r>
-    </w:p>
-    <w:p>
-      <w:r>
-        <w:t xml:space="preserve">Внутрь этих папок поместим по отчету, и с помощью команды </w:t>
+        <w:t>Глобальный репозиторий</w:t>
+      </w:r>
+    </w:p>
+    <w:p/>
+    <w:p>
+      <w:r>
+        <w:t xml:space="preserve">Создаем </w:t>
       </w:r>
       <w:r>
         <w:rPr>
           <w:lang w:val="en-US"/>
         </w:rPr>
-        <w:t>git</w:t>
+        <w:t>pull</w:t>
       </w:r>
       <w:r>
         <w:t xml:space="preserve"> </w:t>
@@ -1815,85 +1756,13 @@
         <w:rPr>
           <w:lang w:val="en-US"/>
         </w:rPr>
-        <w:t>add</w:t>
-      </w:r>
-      <w:r>
-        <w:t xml:space="preserve"> начнем наблюдать за ними.</w:t>
-      </w:r>
-    </w:p>
-    <w:p/>
-    <w:p>
-      <w:r>
-        <w:t>С</w:t>
+        <w:t>request</w:t>
       </w:r>
       <w:r>
         <w:t xml:space="preserve"> </w:t>
       </w:r>
       <w:r>
-        <w:t>помощью</w:t>
-      </w:r>
-      <w:r>
-        <w:t xml:space="preserve"> </w:t>
-      </w:r>
-      <w:r>
-        <w:rPr>
-          <w:lang w:val="en-US"/>
-        </w:rPr>
-        <w:t>git</w:t>
-      </w:r>
-      <w:r>
-        <w:t xml:space="preserve"> </w:t>
-      </w:r>
-      <w:r>
-        <w:rPr>
-          <w:lang w:val="en-US"/>
-        </w:rPr>
-        <w:t>commit</w:t>
-      </w:r>
-      <w:r>
-        <w:t xml:space="preserve"> -</w:t>
-      </w:r>
-      <w:r>
-        <w:rPr>
-          <w:lang w:val="en-US"/>
-        </w:rPr>
-        <w:t>a</w:t>
-      </w:r>
-      <w:r>
-        <w:t xml:space="preserve"> -</w:t>
-      </w:r>
-      <w:r>
-        <w:rPr>
-          <w:lang w:val="en-US"/>
-        </w:rPr>
-        <w:t>m</w:t>
-      </w:r>
-      <w:r>
-        <w:t xml:space="preserve"> “” </w:t>
-      </w:r>
-      <w:r>
-        <w:t xml:space="preserve">сохраним изменения в репозитории и с помощью </w:t>
-      </w:r>
-      <w:r>
-        <w:rPr>
-          <w:lang w:val="en-US"/>
-        </w:rPr>
-        <w:t>git</w:t>
-      </w:r>
-      <w:r>
-        <w:t xml:space="preserve"> </w:t>
-      </w:r>
-      <w:r>
-        <w:rPr>
-          <w:lang w:val="en-US"/>
-        </w:rPr>
-        <w:t>push</w:t>
-      </w:r>
-      <w:r>
-        <w:t xml:space="preserve"> </w:t>
-      </w:r>
-      <w:r>
-        <w:t>выгрузим отредактированный репозиторий.</w:t>
+        <w:t>для объединения репозиториев.</w:t>
       </w:r>
     </w:p>
     <w:p>
@@ -1901,7 +1770,7 @@
         <w:pStyle w:val="-1"/>
       </w:pPr>
       <w:bookmarkStart w:id="6" w:name="_Toc207065166"/>
-      <w:bookmarkStart w:id="7" w:name="_Toc226794619"/>
+      <w:bookmarkStart w:id="7" w:name="_Toc229072255"/>
       <w:r>
         <w:lastRenderedPageBreak/>
         <w:t>Заключение</w:t>
@@ -1938,8 +1807,8 @@
       </w:r>
     </w:p>
     <w:sectPr>
-      <w:footerReference w:type="default" r:id="rId11"/>
-      <w:footerReference w:type="first" r:id="rId12"/>
+      <w:footerReference w:type="default" r:id="rId13"/>
+      <w:footerReference w:type="first" r:id="rId14"/>
       <w:pgSz w:w="11906" w:h="16838"/>
       <w:pgMar w:top="1134" w:right="850" w:bottom="1134" w:left="1701" w:header="708" w:footer="708" w:gutter="0"/>
       <w:cols w:space="708"/>
